--- a/crates/unluminous-word/tests/fixtures/pictures.docx
+++ b/crates/unluminous-word/tests/fixtures/pictures.docx
@@ -8,7 +8,7 @@
           <w:noProof/>
         </w:rPr>
         <w:drawing>
-          <wp:anchor distT="0" distB="0" distL="114300" distR="114300" simplePos="0" relativeHeight="251658240" behindDoc="0" locked="0" layoutInCell="1" allowOverlap="1" wp14:anchorId="16B5BCCF" wp14:editId="2AD979AB">
+          <wp:anchor distT="0" distB="0" distL="114300" distR="114300" simplePos="0" relativeHeight="251658240" behindDoc="0" locked="0" layoutInCell="1" allowOverlap="1" wp14:anchorId="73E1DAA0" wp14:editId="1F9B725B">
             <wp:simplePos x="0" y="0"/>
             <wp:positionH relativeFrom="column">
               <wp:posOffset>4191000</wp:posOffset>
@@ -19,13 +19,13 @@
             <wp:extent cx="1778000" cy="1066800"/>
             <wp:effectExtent l="0" t="0" r="0" b="0"/>
             <wp:wrapSquare wrapText="bothSides"/>
-            <wp:docPr id="1251725421" name="Picture 4"/>
+            <wp:docPr id="1742561838" name="Picture 4"/>
             <wp:cNvGraphicFramePr/>
             <a:graphic xmlns:a="http://schemas.openxmlformats.org/drawingml/2006/main">
               <a:graphicData uri="http://schemas.openxmlformats.org/drawingml/2006/picture">
                 <pic:pic xmlns:pic="http://schemas.openxmlformats.org/drawingml/2006/picture">
                   <pic:nvPicPr>
-                    <pic:cNvPr id="1251725421" name=""/>
+                    <pic:cNvPr id="1742561838" name=""/>
                     <pic:cNvPicPr/>
                   </pic:nvPicPr>
                   <pic:blipFill>
@@ -71,16 +71,16 @@
           <w:noProof/>
         </w:rPr>
         <w:drawing>
-          <wp:inline distT="0" distB="0" distL="0" distR="0" wp14:anchorId="663CF3B3" wp14:editId="72832DBA">
+          <wp:inline distT="0" distB="0" distL="0" distR="0" wp14:anchorId="645AD9C9" wp14:editId="201D5758">
             <wp:extent cx="1905266" cy="1143160"/>
             <wp:effectExtent l="0" t="0" r="0" b="0"/>
-            <wp:docPr id="28626704" name="Picture 1"/>
+            <wp:docPr id="1163761583" name="Picture 1"/>
             <wp:cNvGraphicFramePr/>
             <a:graphic xmlns:a="http://schemas.openxmlformats.org/drawingml/2006/main">
               <a:graphicData uri="http://schemas.openxmlformats.org/drawingml/2006/picture">
                 <pic:pic xmlns:pic="http://schemas.openxmlformats.org/drawingml/2006/picture">
                   <pic:nvPicPr>
-                    <pic:cNvPr id="28626704" name=""/>
+                    <pic:cNvPr id="1163761583" name=""/>
                     <pic:cNvPicPr/>
                   </pic:nvPicPr>
                   <pic:blipFill>
@@ -122,10 +122,10 @@
           <w:noProof/>
         </w:rPr>
         <w:drawing>
-          <wp:inline distT="0" distB="0" distL="0" distR="0" wp14:anchorId="19DEE72F" wp14:editId="52A35965">
+          <wp:inline distT="0" distB="0" distL="0" distR="0" wp14:anchorId="3543D654" wp14:editId="7AC96728">
             <wp:extent cx="1270000" cy="762000"/>
             <wp:effectExtent l="0" t="0" r="6350" b="0"/>
-            <wp:docPr id="1900006917" name="Picture 2"/>
+            <wp:docPr id="465355374" name="Picture 2"/>
             <wp:cNvGraphicFramePr>
               <a:graphicFrameLocks xmlns:a="http://schemas.openxmlformats.org/drawingml/2006/main"/>
             </wp:cNvGraphicFramePr>
@@ -133,7 +133,7 @@
               <a:graphicData uri="http://schemas.openxmlformats.org/drawingml/2006/picture">
                 <pic:pic xmlns:pic="http://schemas.openxmlformats.org/drawingml/2006/picture">
                   <pic:nvPicPr>
-                    <pic:cNvPr id="1900006917" name=""/>
+                    <pic:cNvPr id="465355374" name=""/>
                     <pic:cNvPicPr/>
                   </pic:nvPicPr>
                   <pic:blipFill>
@@ -175,16 +175,16 @@
           <w:noProof/>
         </w:rPr>
         <w:drawing>
-          <wp:inline distT="0" distB="0" distL="0" distR="0" wp14:anchorId="57D4AB91" wp14:editId="2A316EF7">
+          <wp:inline distT="0" distB="0" distL="0" distR="0" wp14:anchorId="765DA9D2" wp14:editId="3CDC852F">
             <wp:extent cx="2857500" cy="1714500"/>
             <wp:effectExtent l="0" t="0" r="0" b="0"/>
-            <wp:docPr id="80084366" name="Picture 3"/>
+            <wp:docPr id="2049441261" name="Picture 3"/>
             <wp:cNvGraphicFramePr/>
             <a:graphic xmlns:a="http://schemas.openxmlformats.org/drawingml/2006/main">
               <a:graphicData uri="http://schemas.openxmlformats.org/drawingml/2006/picture">
                 <pic:pic xmlns:pic="http://schemas.openxmlformats.org/drawingml/2006/picture">
                   <pic:nvPicPr>
-                    <pic:cNvPr id="80084366" name=""/>
+                    <pic:cNvPr id="2049441261" name=""/>
                     <pic:cNvPicPr/>
                   </pic:nvPicPr>
                   <pic:blipFill>
@@ -643,7 +643,7 @@
     <w:link w:val="Heading1Char"/>
     <w:uiPriority w:val="9"/>
     <w:qFormat/>
-    <w:rsid w:val="00A12054"/>
+    <w:rsid w:val="009D1BBB"/>
     <w:pPr>
       <w:keepNext/>
       <w:keepLines/>
@@ -666,7 +666,7 @@
     <w:semiHidden/>
     <w:unhideWhenUsed/>
     <w:qFormat/>
-    <w:rsid w:val="00A12054"/>
+    <w:rsid w:val="009D1BBB"/>
     <w:pPr>
       <w:keepNext/>
       <w:keepLines/>
@@ -689,7 +689,7 @@
     <w:semiHidden/>
     <w:unhideWhenUsed/>
     <w:qFormat/>
-    <w:rsid w:val="00A12054"/>
+    <w:rsid w:val="009D1BBB"/>
     <w:pPr>
       <w:keepNext/>
       <w:keepLines/>
@@ -712,7 +712,7 @@
     <w:semiHidden/>
     <w:unhideWhenUsed/>
     <w:qFormat/>
-    <w:rsid w:val="00A12054"/>
+    <w:rsid w:val="009D1BBB"/>
     <w:pPr>
       <w:keepNext/>
       <w:keepLines/>
@@ -735,7 +735,7 @@
     <w:semiHidden/>
     <w:unhideWhenUsed/>
     <w:qFormat/>
-    <w:rsid w:val="00A12054"/>
+    <w:rsid w:val="009D1BBB"/>
     <w:pPr>
       <w:keepNext/>
       <w:keepLines/>
@@ -756,7 +756,7 @@
     <w:semiHidden/>
     <w:unhideWhenUsed/>
     <w:qFormat/>
-    <w:rsid w:val="00A12054"/>
+    <w:rsid w:val="009D1BBB"/>
     <w:pPr>
       <w:keepNext/>
       <w:keepLines/>
@@ -779,7 +779,7 @@
     <w:semiHidden/>
     <w:unhideWhenUsed/>
     <w:qFormat/>
-    <w:rsid w:val="00A12054"/>
+    <w:rsid w:val="009D1BBB"/>
     <w:pPr>
       <w:keepNext/>
       <w:keepLines/>
@@ -800,7 +800,7 @@
     <w:semiHidden/>
     <w:unhideWhenUsed/>
     <w:qFormat/>
-    <w:rsid w:val="00A12054"/>
+    <w:rsid w:val="009D1BBB"/>
     <w:pPr>
       <w:keepNext/>
       <w:keepLines/>
@@ -823,7 +823,7 @@
     <w:semiHidden/>
     <w:unhideWhenUsed/>
     <w:qFormat/>
-    <w:rsid w:val="00A12054"/>
+    <w:rsid w:val="009D1BBB"/>
     <w:pPr>
       <w:keepNext/>
       <w:keepLines/>
@@ -866,7 +866,7 @@
     <w:basedOn w:val="DefaultParagraphFont"/>
     <w:link w:val="Heading1"/>
     <w:uiPriority w:val="9"/>
-    <w:rsid w:val="00A12054"/>
+    <w:rsid w:val="009D1BBB"/>
     <w:rPr>
       <w:rFonts w:asciiTheme="majorHAnsi" w:eastAsiaTheme="majorEastAsia" w:hAnsiTheme="majorHAnsi" w:cstheme="majorBidi"/>
       <w:color w:val="0F4761" w:themeColor="accent1" w:themeShade="BF"/>
@@ -880,7 +880,7 @@
     <w:link w:val="Heading2"/>
     <w:uiPriority w:val="9"/>
     <w:semiHidden/>
-    <w:rsid w:val="00A12054"/>
+    <w:rsid w:val="009D1BBB"/>
     <w:rPr>
       <w:rFonts w:asciiTheme="majorHAnsi" w:eastAsiaTheme="majorEastAsia" w:hAnsiTheme="majorHAnsi" w:cstheme="majorBidi"/>
       <w:color w:val="0F4761" w:themeColor="accent1" w:themeShade="BF"/>
@@ -894,7 +894,7 @@
     <w:link w:val="Heading3"/>
     <w:uiPriority w:val="9"/>
     <w:semiHidden/>
-    <w:rsid w:val="00A12054"/>
+    <w:rsid w:val="009D1BBB"/>
     <w:rPr>
       <w:rFonts w:eastAsiaTheme="majorEastAsia" w:cstheme="majorBidi"/>
       <w:color w:val="0F4761" w:themeColor="accent1" w:themeShade="BF"/>
@@ -908,7 +908,7 @@
     <w:link w:val="Heading4"/>
     <w:uiPriority w:val="9"/>
     <w:semiHidden/>
-    <w:rsid w:val="00A12054"/>
+    <w:rsid w:val="009D1BBB"/>
     <w:rPr>
       <w:rFonts w:eastAsiaTheme="majorEastAsia" w:cstheme="majorBidi"/>
       <w:i/>
@@ -922,7 +922,7 @@
     <w:link w:val="Heading5"/>
     <w:uiPriority w:val="9"/>
     <w:semiHidden/>
-    <w:rsid w:val="00A12054"/>
+    <w:rsid w:val="009D1BBB"/>
     <w:rPr>
       <w:rFonts w:eastAsiaTheme="majorEastAsia" w:cstheme="majorBidi"/>
       <w:color w:val="0F4761" w:themeColor="accent1" w:themeShade="BF"/>
@@ -934,7 +934,7 @@
     <w:link w:val="Heading6"/>
     <w:uiPriority w:val="9"/>
     <w:semiHidden/>
-    <w:rsid w:val="00A12054"/>
+    <w:rsid w:val="009D1BBB"/>
     <w:rPr>
       <w:rFonts w:eastAsiaTheme="majorEastAsia" w:cstheme="majorBidi"/>
       <w:i/>
@@ -948,7 +948,7 @@
     <w:link w:val="Heading7"/>
     <w:uiPriority w:val="9"/>
     <w:semiHidden/>
-    <w:rsid w:val="00A12054"/>
+    <w:rsid w:val="009D1BBB"/>
     <w:rPr>
       <w:rFonts w:eastAsiaTheme="majorEastAsia" w:cstheme="majorBidi"/>
       <w:color w:val="595959" w:themeColor="text1" w:themeTint="A6"/>
@@ -960,7 +960,7 @@
     <w:link w:val="Heading8"/>
     <w:uiPriority w:val="9"/>
     <w:semiHidden/>
-    <w:rsid w:val="00A12054"/>
+    <w:rsid w:val="009D1BBB"/>
     <w:rPr>
       <w:rFonts w:eastAsiaTheme="majorEastAsia" w:cstheme="majorBidi"/>
       <w:i/>
@@ -974,7 +974,7 @@
     <w:link w:val="Heading9"/>
     <w:uiPriority w:val="9"/>
     <w:semiHidden/>
-    <w:rsid w:val="00A12054"/>
+    <w:rsid w:val="009D1BBB"/>
     <w:rPr>
       <w:rFonts w:eastAsiaTheme="majorEastAsia" w:cstheme="majorBidi"/>
       <w:color w:val="272727" w:themeColor="text1" w:themeTint="D8"/>
@@ -987,7 +987,7 @@
     <w:link w:val="TitleChar"/>
     <w:uiPriority w:val="10"/>
     <w:qFormat/>
-    <w:rsid w:val="00A12054"/>
+    <w:rsid w:val="009D1BBB"/>
     <w:pPr>
       <w:spacing w:after="80" w:line="240" w:lineRule="auto"/>
       <w:contextualSpacing/>
@@ -1005,7 +1005,7 @@
     <w:basedOn w:val="DefaultParagraphFont"/>
     <w:link w:val="Title"/>
     <w:uiPriority w:val="10"/>
-    <w:rsid w:val="00A12054"/>
+    <w:rsid w:val="009D1BBB"/>
     <w:rPr>
       <w:rFonts w:asciiTheme="majorHAnsi" w:eastAsiaTheme="majorEastAsia" w:hAnsiTheme="majorHAnsi" w:cstheme="majorBidi"/>
       <w:spacing w:val="-10"/>
@@ -1021,7 +1021,7 @@
     <w:link w:val="SubtitleChar"/>
     <w:uiPriority w:val="11"/>
     <w:qFormat/>
-    <w:rsid w:val="00A12054"/>
+    <w:rsid w:val="009D1BBB"/>
     <w:pPr>
       <w:numPr>
         <w:ilvl w:val="1"/>
@@ -1040,7 +1040,7 @@
     <w:basedOn w:val="DefaultParagraphFont"/>
     <w:link w:val="Subtitle"/>
     <w:uiPriority w:val="11"/>
-    <w:rsid w:val="00A12054"/>
+    <w:rsid w:val="009D1BBB"/>
     <w:rPr>
       <w:rFonts w:eastAsiaTheme="majorEastAsia" w:cstheme="majorBidi"/>
       <w:color w:val="595959" w:themeColor="text1" w:themeTint="A6"/>
@@ -1056,7 +1056,7 @@
     <w:link w:val="QuoteChar"/>
     <w:uiPriority w:val="29"/>
     <w:qFormat/>
-    <w:rsid w:val="00A12054"/>
+    <w:rsid w:val="009D1BBB"/>
     <w:pPr>
       <w:spacing w:before="160"/>
       <w:jc w:val="center"/>
@@ -1072,7 +1072,7 @@
     <w:basedOn w:val="DefaultParagraphFont"/>
     <w:link w:val="Quote"/>
     <w:uiPriority w:val="29"/>
-    <w:rsid w:val="00A12054"/>
+    <w:rsid w:val="009D1BBB"/>
     <w:rPr>
       <w:i/>
       <w:iCs/>
@@ -1084,7 +1084,7 @@
     <w:basedOn w:val="Normal"/>
     <w:uiPriority w:val="34"/>
     <w:qFormat/>
-    <w:rsid w:val="00A12054"/>
+    <w:rsid w:val="009D1BBB"/>
     <w:pPr>
       <w:ind w:left="720"/>
       <w:contextualSpacing/>
@@ -1095,7 +1095,7 @@
     <w:basedOn w:val="DefaultParagraphFont"/>
     <w:uiPriority w:val="21"/>
     <w:qFormat/>
-    <w:rsid w:val="00A12054"/>
+    <w:rsid w:val="009D1BBB"/>
     <w:rPr>
       <w:i/>
       <w:iCs/>
@@ -1109,7 +1109,7 @@
     <w:link w:val="IntenseQuoteChar"/>
     <w:uiPriority w:val="30"/>
     <w:qFormat/>
-    <w:rsid w:val="00A12054"/>
+    <w:rsid w:val="009D1BBB"/>
     <w:pPr>
       <w:pBdr>
         <w:top w:val="single" w:sz="4" w:space="10" w:color="0F4761" w:themeColor="accent1" w:themeShade="BF"/>
@@ -1130,7 +1130,7 @@
     <w:basedOn w:val="DefaultParagraphFont"/>
     <w:link w:val="IntenseQuote"/>
     <w:uiPriority w:val="30"/>
-    <w:rsid w:val="00A12054"/>
+    <w:rsid w:val="009D1BBB"/>
     <w:rPr>
       <w:i/>
       <w:iCs/>
@@ -1142,7 +1142,7 @@
     <w:basedOn w:val="DefaultParagraphFont"/>
     <w:uiPriority w:val="32"/>
     <w:qFormat/>
-    <w:rsid w:val="00A12054"/>
+    <w:rsid w:val="009D1BBB"/>
     <w:rPr>
       <w:b/>
       <w:bCs/>
